--- a/DFT_paper_revision/SUBMISSION_PACKAGE/00_READ_ME_FIRST.docx
+++ b/DFT_paper_revision/SUBMISSION_PACKAGE/00_READ_ME_FIRST.docx
@@ -42,7 +42,7 @@
         <w:t xml:space="preserve"> </w:t>
       </w:r>
       <w:r>
-        <w:t xml:space="preserve">4 October 2026, from branch</w:t>
+        <w:t xml:space="preserve">4 October 2026 (round 4), from branch</w:t>
       </w:r>
       <w:r>
         <w:t xml:space="preserve"> </w:t>
@@ -84,7 +84,7 @@
           <w:bCs/>
           <w:b/>
         </w:rPr>
-        <w:t xml:space="preserve">34 bold [AUTHOR ACTION] notes</w:t>
+        <w:t xml:space="preserve">35 bold [AUTHOR ACTION] notes</w:t>
       </w:r>
       <w:r>
         <w:t xml:space="preserve"> </w:t>
@@ -116,7 +116,90 @@
         <w:t xml:space="preserve">21 notes</w:t>
       </w:r>
       <w:r>
-        <w:t xml:space="preserve">. Every note must be resolved or deleted before upload; the editor must not see them. They fall into three groups.</w:t>
+        <w:t xml:space="preserve">. Every note must be resolved or deleted before upload; the editor must not see them. They fall into three groups. (The internal</w:t>
+      </w:r>
+      <w:r>
+        <w:t xml:space="preserve"> </w:t>
+      </w:r>
+      <w:r>
+        <w:t xml:space="preserve">“</w:t>
+      </w:r>
+      <w:r>
+        <w:t xml:space="preserve">Revision note</w:t>
+      </w:r>
+      <w:r>
+        <w:t xml:space="preserve">”</w:t>
+      </w:r>
+      <w:r>
+        <w:t xml:space="preserve"> </w:t>
+      </w:r>
+      <w:r>
+        <w:t xml:space="preserve">boxes are removed automatically from the copies in this folder; the working files in</w:t>
+      </w:r>
+      <w:r>
+        <w:t xml:space="preserve"> </w:t>
+      </w:r>
+      <w:r>
+        <w:rPr>
+          <w:rStyle w:val="VerbatimChar"/>
+        </w:rPr>
+        <w:t xml:space="preserve">manuscript_v4/</w:t>
+      </w:r>
+      <w:r>
+        <w:t xml:space="preserve"> </w:t>
+      </w:r>
+      <w:r>
+        <w:t xml:space="preserve">and</w:t>
+      </w:r>
+      <w:r>
+        <w:t xml:space="preserve"> </w:t>
+      </w:r>
+      <w:r>
+        <w:rPr>
+          <w:rStyle w:val="VerbatimChar"/>
+        </w:rPr>
+        <w:t xml:space="preserve">supporting_information_v4/</w:t>
+      </w:r>
+      <w:r>
+        <w:t xml:space="preserve"> </w:t>
+      </w:r>
+      <w:r>
+        <w:t xml:space="preserve">keep them.)</w:t>
+      </w:r>
+    </w:p>
+    <w:p>
+      <w:pPr>
+        <w:pStyle w:val="BodyText"/>
+      </w:pPr>
+      <w:r>
+        <w:t xml:space="preserve">An automated pre-submission review (paperreview.ai) was answered point by point in</w:t>
+      </w:r>
+      <w:r>
+        <w:t xml:space="preserve"> </w:t>
+      </w:r>
+      <w:r>
+        <w:rPr>
+          <w:rStyle w:val="VerbatimChar"/>
+        </w:rPr>
+        <w:t xml:space="preserve">response_to_audit/Response_to_AI_PreSubmission_Review.docx</w:t>
+      </w:r>
+      <w:r>
+        <w:t xml:space="preserve">. The new calculations it asked for are prepared as ready-to-run Quantum ESPRESSO inputs in</w:t>
+      </w:r>
+      <w:r>
+        <w:t xml:space="preserve"> </w:t>
+      </w:r>
+      <w:r>
+        <w:rPr>
+          <w:rStyle w:val="VerbatimChar"/>
+        </w:rPr>
+        <w:t xml:space="preserve">revision_calculations/</w:t>
+      </w:r>
+      <w:r>
+        <w:t xml:space="preserve"> </w:t>
+      </w:r>
+      <w:r>
+        <w:t xml:space="preserve">(see its README).</w:t>
       </w:r>
     </w:p>
     <w:bookmarkEnd w:id="20"/>
@@ -259,7 +342,7 @@
               <w:jc w:val="left"/>
             </w:pPr>
             <w:r>
-              <w:t xml:space="preserve">Title page, abstract (248 words), text, tables, figure captions, references (46).</w:t>
+              <w:t xml:space="preserve">Title page, abstract (248 words), text, tables, figure captions, references (50).</w:t>
             </w:r>
             <w:r>
               <w:t xml:space="preserve"> </w:t>
@@ -970,7 +1053,52 @@
         <w:t xml:space="preserve"> </w:t>
       </w:r>
       <w:r>
-        <w:t xml:space="preserve">in Section 5. If you do not run them, delete the corresponding note (or ask me to convert all of them to plain statements in one pass):</w:t>
+        <w:t xml:space="preserve">in Section 5. Inputs for the first group are ready in</w:t>
+      </w:r>
+      <w:r>
+        <w:t xml:space="preserve"> </w:t>
+      </w:r>
+      <w:r>
+        <w:rPr>
+          <w:rStyle w:val="VerbatimChar"/>
+        </w:rPr>
+        <w:t xml:space="preserve">revision_calculations/</w:t>
+      </w:r>
+      <w:r>
+        <w:t xml:space="preserve"> </w:t>
+      </w:r>
+      <w:r>
+        <w:t xml:space="preserve">(job numbers in brackets); run</w:t>
+      </w:r>
+      <w:r>
+        <w:t xml:space="preserve"> </w:t>
+      </w:r>
+      <w:r>
+        <w:rPr>
+          <w:rStyle w:val="VerbatimChar"/>
+        </w:rPr>
+        <w:t xml:space="preserve">launch_revision_queue.sh</w:t>
+      </w:r>
+      <w:r>
+        <w:t xml:space="preserve"> </w:t>
+      </w:r>
+      <w:r>
+        <w:t xml:space="preserve">as its README describes and send back the</w:t>
+      </w:r>
+      <w:r>
+        <w:t xml:space="preserve"> </w:t>
+      </w:r>
+      <w:r>
+        <w:rPr>
+          <w:rStyle w:val="VerbatimChar"/>
+        </w:rPr>
+        <w:t xml:space="preserve">.out</w:t>
+      </w:r>
+      <w:r>
+        <w:t xml:space="preserve"> </w:t>
+      </w:r>
+      <w:r>
+        <w:t xml:space="preserve">files and the analysis output. If you do not run a calculation, delete the corresponding note (or ask me to convert all of them to plain statements in one pass):</w:t>
       </w:r>
     </w:p>
     <w:p>
@@ -982,7 +1110,17 @@
         <w:pStyle w:val="Compact"/>
       </w:pPr>
       <w:r>
-        <w:t xml:space="preserve">dual-U Pr_VO relaxation and dual-U formation energies (the single most valuable addition)</w:t>
+        <w:rPr>
+          <w:bCs/>
+          <w:b/>
+        </w:rPr>
+        <w:t xml:space="preserve">recommended, desktop:</w:t>
+      </w:r>
+      <w:r>
+        <w:t xml:space="preserve"> </w:t>
+      </w:r>
+      <w:r>
+        <w:t xml:space="preserve">cut-off 55/70 Ry [1]; Pristine_VO at 2×2×2 [2]; smearing test with −TS [3]; D3 on Pr_perfect, Rb_perfect and O₂ [4]; symmetry-free, O-seeded spin search on the Rb cells [5, then 6 if lower]</w:t>
       </w:r>
     </w:p>
     <w:p>
@@ -994,7 +1132,17 @@
         <w:pStyle w:val="Compact"/>
       </w:pPr>
       <w:r>
-        <w:t xml:space="preserve">re-relaxation of the four doped cells to 0.001 Ry/Bohr</w:t>
+        <w:rPr>
+          <w:bCs/>
+          <w:b/>
+        </w:rPr>
+        <w:t xml:space="preserve">longer, desktop:</w:t>
+      </w:r>
+      <w:r>
+        <w:t xml:space="preserve"> </w:t>
+      </w:r>
+      <w:r>
+        <w:t xml:space="preserve">dual-U Pr_VO relaxation [7] (the most valuable addition; a dual-U formation energy also needs a dual-U O₂ reference and the completed dual-U Rb_VO relaxation); re-relaxation of the four doped cells to 0.001 Ry/Bohr [8]</w:t>
       </w:r>
     </w:p>
     <w:p>
@@ -1006,7 +1154,17 @@
         <w:pStyle w:val="Compact"/>
       </w:pPr>
       <w:r>
-        <w:t xml:space="preserve">D3 single points on Pr_perfect, Rb_perfect and O₂</w:t>
+        <w:rPr>
+          <w:bCs/>
+          <w:b/>
+        </w:rPr>
+        <w:t xml:space="preserve">HPC only:</w:t>
+      </w:r>
+      <w:r>
+        <w:t xml:space="preserve"> </w:t>
+      </w:r>
+      <w:r>
+        <w:t xml:space="preserve">linear-response U(Ti-3d) and U(O-2p) with hp.x [9]; 96-atom 2×2×2 supercells [10, cost estimate only]</w:t>
       </w:r>
     </w:p>
     <w:p>
@@ -1018,7 +1176,7 @@
         <w:pStyle w:val="Compact"/>
       </w:pPr>
       <w:r>
-        <w:t xml:space="preserve">55 Ry cut-off check; Pristine_VO at 2×2×2; NSCF rerun with</w:t>
+        <w:t xml:space="preserve">NSCF rerun with</w:t>
       </w:r>
       <w:r>
         <w:t xml:space="preserve"> </w:t>

--- a/DFT_paper_revision/SUBMISSION_PACKAGE/00_READ_ME_FIRST.docx
+++ b/DFT_paper_revision/SUBMISSION_PACKAGE/00_READ_ME_FIRST.docx
@@ -42,7 +42,7 @@
         <w:t xml:space="preserve"> </w:t>
       </w:r>
       <w:r>
-        <w:t xml:space="preserve">4 October 2026 (round 4), from branch</w:t>
+        <w:t xml:space="preserve">4 October 2026 (round 5), from branch</w:t>
       </w:r>
       <w:r>
         <w:t xml:space="preserve"> </w:t>
@@ -60,13 +60,13 @@
         <w:t xml:space="preserve">(PR #5)</w:t>
       </w:r>
     </w:p>
-    <w:bookmarkStart w:id="20" w:name="Xb2ce4b2d89462bb3fb4c2672f0b4e451e629aba"/>
+    <w:bookmarkStart w:id="20" w:name="X66153879d29958bb8983b121f31ab4667369a87"/>
     <w:p>
       <w:pPr>
         <w:pStyle w:val="Heading2"/>
       </w:pPr>
       <w:r>
-        <w:t xml:space="preserve">Status: almost ready — do not upload until the items in sections A and B are done</w:t>
+        <w:t xml:space="preserve">Status: ready to upload once the Funding statement is written</w:t>
       </w:r>
     </w:p>
     <w:p>
@@ -74,7 +74,7 @@
         <w:pStyle w:val="FirstParagraph"/>
       </w:pPr>
       <w:r>
-        <w:t xml:space="preserve">The manuscript still contains</w:t>
+        <w:t xml:space="preserve">Every [AUTHOR ACTION] note has been resolved except one: the</w:t>
       </w:r>
       <w:r>
         <w:t xml:space="preserve"> </w:t>
@@ -84,107 +84,129 @@
           <w:bCs/>
           <w:b/>
         </w:rPr>
-        <w:t xml:space="preserve">35 bold [AUTHOR ACTION] notes</w:t>
-      </w:r>
-      <w:r>
-        <w:t xml:space="preserve"> </w:t>
-      </w:r>
-      <w:r>
-        <w:t xml:space="preserve">and</w:t>
-      </w:r>
-      <w:r>
-        <w:t xml:space="preserve"> </w:t>
-      </w:r>
+        <w:t xml:space="preserve">Funding</w:t>
+      </w:r>
+      <w:r>
+        <w:t xml:space="preserve"> </w:t>
+      </w:r>
+      <w:r>
+        <w:t xml:space="preserve">section of the manuscript still holds a bracketed placeholder that only the authors can fill (grant numbers, or Elsevier’s standard sentence</w:t>
+      </w:r>
+      <w:r>
+        <w:t xml:space="preserve"> </w:t>
+      </w:r>
+      <w:r>
+        <w:t xml:space="preserve">“</w:t>
+      </w:r>
+      <w:r>
+        <w:t xml:space="preserve">This research did not receive any specific grant from funding agencies in the public, commercial, or not-for-profit sectors.</w:t>
+      </w:r>
+      <w:r>
+        <w:t xml:space="preserve">”</w:t>
+      </w:r>
+      <w:r>
+        <w:t xml:space="preserve">).</w:t>
+      </w:r>
+      <w:r>
+        <w:t xml:space="preserve"> </w:t>
+      </w:r>
+      <w:r>
+        <w:rPr>
+          <w:rStyle w:val="VerbatimChar"/>
+        </w:rPr>
+        <w:t xml:space="preserve">tools_package.sh</w:t>
+      </w:r>
+      <w:r>
+        <w:t xml:space="preserve"> </w:t>
+      </w:r>
+      <w:r>
+        <w:t xml:space="preserve">prints the number of markers left in both Word files; it must read 0 before upload. The internal</w:t>
+      </w:r>
+      <w:r>
+        <w:t xml:space="preserve"> </w:t>
+      </w:r>
+      <w:r>
+        <w:t xml:space="preserve">“</w:t>
+      </w:r>
+      <w:r>
+        <w:t xml:space="preserve">Revision note</w:t>
+      </w:r>
+      <w:r>
+        <w:t xml:space="preserve">”</w:t>
+      </w:r>
+      <w:r>
+        <w:t xml:space="preserve"> </w:t>
+      </w:r>
+      <w:r>
+        <w:t xml:space="preserve">boxes are removed automatically from the copies in this folder.</w:t>
+      </w:r>
+    </w:p>
+    <w:p>
+      <w:pPr>
+        <w:pStyle w:val="BodyText"/>
+      </w:pPr>
+      <w:r>
+        <w:t xml:space="preserve">Facts that could not be recovered from the files at hand are now stated as such in the text (</w:t>
+      </w:r>
+      <w:r>
+        <w:t xml:space="preserve">“</w:t>
+      </w:r>
+      <w:r>
+        <w:t xml:space="preserve">not recorded</w:t>
+      </w:r>
+      <w:r>
+        <w:t xml:space="preserve">”</w:t>
+      </w:r>
+      <w:r>
+        <w:t xml:space="preserve">,</w:t>
+      </w:r>
+      <w:r>
+        <w:t xml:space="preserve"> </w:t>
+      </w:r>
+      <w:r>
+        <w:t xml:space="preserve">“</w:t>
+      </w:r>
+      <w:r>
+        <w:t xml:space="preserve">not extracted</w:t>
+      </w:r>
+      <w:r>
+        <w:t xml:space="preserve">”</w:t>
+      </w:r>
+      <w:r>
+        <w:t xml:space="preserve">,</w:t>
+      </w:r>
+      <w:r>
+        <w:t xml:space="preserve"> </w:t>
+      </w:r>
+      <w:r>
+        <w:t xml:space="preserve">“</w:t>
+      </w:r>
+      <w:r>
+        <w:t xml:space="preserve">not re-inspected for this revision</w:t>
+      </w:r>
+      <w:r>
+        <w:t xml:space="preserve">”</w:t>
+      </w:r>
+      <w:r>
+        <w:t xml:space="preserve">), which is acceptable to a reviewer; they are listed in group B below in case you want to replace them with real values.</w:t>
+      </w:r>
+    </w:p>
+    <w:p>
+      <w:pPr>
+        <w:pStyle w:val="BodyText"/>
+      </w:pPr>
       <w:r>
         <w:rPr>
           <w:bCs/>
           <w:b/>
         </w:rPr>
-        <w:t xml:space="preserve">1 [NEEDS CITATION]</w:t>
-      </w:r>
-      <w:r>
-        <w:t xml:space="preserve">, and the Supporting Information</w:t>
-      </w:r>
-      <w:r>
-        <w:t xml:space="preserve"> </w:t>
-      </w:r>
-      <w:r>
-        <w:rPr>
-          <w:bCs/>
-          <w:b/>
-        </w:rPr>
-        <w:t xml:space="preserve">21 notes</w:t>
-      </w:r>
-      <w:r>
-        <w:t xml:space="preserve">. Every note must be resolved or deleted before upload; the editor must not see them. They fall into three groups. (The internal</w:t>
-      </w:r>
-      <w:r>
-        <w:t xml:space="preserve"> </w:t>
-      </w:r>
-      <w:r>
-        <w:t xml:space="preserve">“</w:t>
-      </w:r>
-      <w:r>
-        <w:t xml:space="preserve">Revision note</w:t>
-      </w:r>
-      <w:r>
-        <w:t xml:space="preserve">”</w:t>
-      </w:r>
-      <w:r>
-        <w:t xml:space="preserve"> </w:t>
-      </w:r>
-      <w:r>
-        <w:t xml:space="preserve">boxes are removed automatically from the copies in this folder; the working files in</w:t>
-      </w:r>
-      <w:r>
-        <w:t xml:space="preserve"> </w:t>
-      </w:r>
-      <w:r>
-        <w:rPr>
-          <w:rStyle w:val="VerbatimChar"/>
-        </w:rPr>
-        <w:t xml:space="preserve">manuscript_v4/</w:t>
-      </w:r>
-      <w:r>
-        <w:t xml:space="preserve"> </w:t>
-      </w:r>
-      <w:r>
-        <w:t xml:space="preserve">and</w:t>
-      </w:r>
-      <w:r>
-        <w:t xml:space="preserve"> </w:t>
-      </w:r>
-      <w:r>
-        <w:rPr>
-          <w:rStyle w:val="VerbatimChar"/>
-        </w:rPr>
-        <w:t xml:space="preserve">supporting_information_v4/</w:t>
-      </w:r>
-      <w:r>
-        <w:t xml:space="preserve"> </w:t>
-      </w:r>
-      <w:r>
-        <w:t xml:space="preserve">keep them.)</w:t>
-      </w:r>
-    </w:p>
-    <w:p>
-      <w:pPr>
-        <w:pStyle w:val="BodyText"/>
-      </w:pPr>
-      <w:r>
-        <w:t xml:space="preserve">An automated pre-submission review (paperreview.ai) was answered point by point in</w:t>
-      </w:r>
-      <w:r>
-        <w:t xml:space="preserve"> </w:t>
-      </w:r>
-      <w:r>
-        <w:rPr>
-          <w:rStyle w:val="VerbatimChar"/>
-        </w:rPr>
-        <w:t xml:space="preserve">response_to_audit/Response_to_AI_PreSubmission_Review.docx</w:t>
-      </w:r>
-      <w:r>
-        <w:t xml:space="preserve">. The new calculations it asked for are prepared as ready-to-run Quantum ESPRESSO inputs in</w:t>
+        <w:t xml:space="preserve">One substantive finding from the run log (round 5):</w:t>
+      </w:r>
+      <w:r>
+        <w:t xml:space="preserve"> </w:t>
+      </w:r>
+      <w:r>
+        <w:t xml:space="preserve">the production pristine perfect cell is an unrelaxed single point (residual force 0.0225 Ry/Bohr). The manuscript now says so, and the pristine formation energy (+4.74 eV) and the two reductions measured from it are labelled lower bounds in the Abstract, Table 2, Sections 2.6, 3.2, 4.1, 4.2, 5 and the Conclusions, the Highlights, the cover letter and the graphical abstract. Job 0 of</w:t>
       </w:r>
       <w:r>
         <w:t xml:space="preserve"> </w:t>
@@ -199,7 +221,7 @@
         <w:t xml:space="preserve"> </w:t>
       </w:r>
       <w:r>
-        <w:t xml:space="preserve">(see its README).</w:t>
+        <w:t xml:space="preserve">relaxes that cell (about 1–3 days) and the analysis script prints the corrected values.</w:t>
       </w:r>
     </w:p>
     <w:bookmarkEnd w:id="20"/>
@@ -554,7 +576,7 @@
               <w:jc w:val="left"/>
             </w:pPr>
             <w:r>
-              <w:t xml:space="preserve">Includes Figures S1–S3 and Tables S1–S10. Preview PDF for checking only</w:t>
+              <w:t xml:space="preserve">Includes Figures S1–S2 and Tables S1–S10. Preview PDF for checking only</w:t>
             </w:r>
           </w:p>
         </w:tc>
@@ -612,13 +634,13 @@
       </w:tr>
     </w:tbl>
     <w:bookmarkEnd w:id="21"/>
-    <w:bookmarkStart w:id="22" w:name="X0742f24050962ce507c8f9439d81e4fa7ddef21"/>
+    <w:bookmarkStart w:id="22" w:name="a.-the-one-required-item"/>
     <w:p>
       <w:pPr>
         <w:pStyle w:val="Heading2"/>
       </w:pPr>
       <w:r>
-        <w:t xml:space="preserve">A. Administrative items (must be done; nobody else can do them)</w:t>
+        <w:t xml:space="preserve">A. The one required item</w:t>
       </w:r>
     </w:p>
     <w:p>
@@ -640,7 +662,7 @@
         <w:t xml:space="preserve"> </w:t>
       </w:r>
       <w:r>
-        <w:t xml:space="preserve">— insert grant numbers, or the standard sentence</w:t>
+        <w:t xml:space="preserve">— replace the bracket in the Funding section with grant numbers, or with the standard</w:t>
       </w:r>
       <w:r>
         <w:t xml:space="preserve"> </w:t>
@@ -649,57 +671,255 @@
         <w:t xml:space="preserve">“</w:t>
       </w:r>
       <w:r>
-        <w:t xml:space="preserve">This research did not receive any specific grant…</w:t>
+        <w:t xml:space="preserve">did not receive any specific grant</w:t>
       </w:r>
       <w:r>
         <w:t xml:space="preserve">”</w:t>
       </w:r>
       <w:r>
-        <w:t xml:space="preserve">.</w:t>
+        <w:t xml:space="preserve"> </w:t>
+      </w:r>
+      <w:r>
+        <w:t xml:space="preserve">sentence.</w:t>
       </w:r>
     </w:p>
     <w:p>
       <w:pPr>
-        <w:numPr>
-          <w:ilvl w:val="0"/>
-          <w:numId w:val="1001"/>
-        </w:numPr>
-        <w:pStyle w:val="Compact"/>
-      </w:pPr>
+        <w:pStyle w:val="FirstParagraph"/>
+      </w:pPr>
+      <w:r>
+        <w:t xml:space="preserve">Optional before upload:</w:t>
+      </w:r>
+      <w:r>
+        <w:t xml:space="preserve"> </w:t>
+      </w:r>
+      <w:r>
+        <w:t xml:space="preserve">-</w:t>
+      </w:r>
+      <w:r>
+        <w:t xml:space="preserve"> </w:t>
+      </w:r>
       <w:r>
         <w:rPr>
           <w:bCs/>
           <w:b/>
         </w:rPr>
-        <w:t xml:space="preserve">Zenodo deposit</w:t>
-      </w:r>
-      <w:r>
-        <w:t xml:space="preserve"> </w:t>
-      </w:r>
-      <w:r>
-        <w:t xml:space="preserve">— upload folder 07 plus your QE inputs/outputs, pseudopotentials and ACF.dat files; insert the DOI in the Data availability statement.</w:t>
-      </w:r>
-    </w:p>
-    <w:p>
-      <w:pPr>
-        <w:numPr>
-          <w:ilvl w:val="0"/>
-          <w:numId w:val="1001"/>
-        </w:numPr>
-        <w:pStyle w:val="Compact"/>
-      </w:pPr>
+        <w:t xml:space="preserve">Zenodo deposit.</w:t>
+      </w:r>
+      <w:r>
+        <w:t xml:space="preserve"> </w:t>
+      </w:r>
+      <w:r>
+        <w:t xml:space="preserve">The Data availability statement now says the files are available on request and will be deposited with a DOI on acceptance. If you deposit folder 07 (plus your QE inputs/outputs, pseudopotentials and ACF.dat files) before submission, replace that sentence with the DOI.</w:t>
+      </w:r>
+      <w:r>
+        <w:t xml:space="preserve"> </w:t>
+      </w:r>
+      <w:r>
+        <w:t xml:space="preserve">-</w:t>
+      </w:r>
+      <w:r>
+        <w:t xml:space="preserve"> </w:t>
+      </w:r>
       <w:r>
         <w:rPr>
           <w:bCs/>
           <w:b/>
         </w:rPr>
-        <w:t xml:space="preserve">Figure S3</w:t>
-      </w:r>
-      <w:r>
-        <w:t xml:space="preserve"> </w:t>
-      </w:r>
-      <w:r>
-        <w:t xml:space="preserve">(force convergence) is still interim artwork with patched labels; regenerate it from the BFGS force lines of the Pr_VO and Rb_VO relaxation outputs (or send me the two</w:t>
+        <w:t xml:space="preserve">AI declaration.</w:t>
+      </w:r>
+      <w:r>
+        <w:t xml:space="preserve"> </w:t>
+      </w:r>
+      <w:r>
+        <w:t xml:space="preserve">It now states the facts (text editing, consistency checks, Python plotting scripts; no image generated or altered). Elsevier’s policy on AI-assisted figure scripts is not explicit; asking the editorial office is prudent but not required.</w:t>
+      </w:r>
+      <w:r>
+        <w:t xml:space="preserve"> </w:t>
+      </w:r>
+      <w:r>
+        <w:t xml:space="preserve">-</w:t>
+      </w:r>
+      <w:r>
+        <w:t xml:space="preserve"> </w:t>
+      </w:r>
+      <w:r>
+        <w:rPr>
+          <w:bCs/>
+          <w:b/>
+        </w:rPr>
+        <w:t xml:space="preserve">Author details.</w:t>
+      </w:r>
+      <w:r>
+        <w:t xml:space="preserve"> </w:t>
+      </w:r>
+      <w:r>
+        <w:t xml:space="preserve">Check names, affiliations and the corresponding-author e-mail on the title page.</w:t>
+      </w:r>
+    </w:p>
+    <w:bookmarkEnd w:id="22"/>
+    <w:bookmarkStart w:id="23" w:name="X167c2deab7866c8e5c27a9f241f3b5ec793984a"/>
+    <w:p>
+      <w:pPr>
+        <w:pStyle w:val="Heading2"/>
+      </w:pPr>
+      <w:r>
+        <w:t xml:space="preserve">B.</w:t>
+      </w:r>
+      <w:r>
+        <w:t xml:space="preserve"> </w:t>
+      </w:r>
+      <w:r>
+        <w:t xml:space="preserve">“</w:t>
+      </w:r>
+      <w:r>
+        <w:t xml:space="preserve">Not recorded</w:t>
+      </w:r>
+      <w:r>
+        <w:t xml:space="preserve">”</w:t>
+      </w:r>
+      <w:r>
+        <w:t xml:space="preserve"> </w:t>
+      </w:r>
+      <w:r>
+        <w:t xml:space="preserve">entries you can fill later (none blocks submission)</w:t>
+      </w:r>
+    </w:p>
+    <w:p>
+      <w:pPr>
+        <w:pStyle w:val="FirstParagraph"/>
+      </w:pPr>
+      <w:r>
+        <w:t xml:space="preserve">If you send the WSL bundle (</w:t>
+      </w:r>
+      <w:r>
+        <w:rPr>
+          <w:rStyle w:val="VerbatimChar"/>
+        </w:rPr>
+        <w:t xml:space="preserve">tio2_needed.tar.gz</w:t>
+      </w:r>
+      <w:r>
+        <w:t xml:space="preserve">) I can replace these statements with values: degauss and etot_conv_thr of the production inputs (Section 2.4, 2.6, Table S10); the</w:t>
+      </w:r>
+      <w:r>
+        <w:t xml:space="preserve"> </w:t>
+      </w:r>
+      <w:r>
+        <w:t xml:space="preserve">“</w:t>
+      </w:r>
+      <w:r>
+        <w:t xml:space="preserve">smearing contrib. (−TS)</w:t>
+      </w:r>
+      <w:r>
+        <w:t xml:space="preserve">”</w:t>
+      </w:r>
+      <w:r>
+        <w:t xml:space="preserve"> </w:t>
+      </w:r>
+      <w:r>
+        <w:t xml:space="preserve">lines (Section 2.4, S1); the Pr dataset MD5 (Table S7); the k-mesh, cut-off and residual stress of the bulk vc-relax (Section 2.3); the relaxed Pr_VO coordinates (Figure 1 panel c, Table S8); E</w:t>
+      </w:r>
+      <w:r>
+        <w:rPr>
+          <w:vertAlign w:val="subscript"/>
+        </w:rPr>
+        <w:t xml:space="preserve">F</w:t>
+      </w:r>
+      <w:r>
+        <w:t xml:space="preserve"> </w:t>
+      </w:r>
+      <w:r>
+        <w:t xml:space="preserve">and m</w:t>
+      </w:r>
+      <w:r>
+        <w:rPr>
+          <w:vertAlign w:val="subscript"/>
+        </w:rPr>
+        <w:t xml:space="preserve">abs</w:t>
+      </w:r>
+      <w:r>
+        <w:t xml:space="preserve"> </w:t>
+      </w:r>
+      <w:r>
+        <w:t xml:space="preserve">of Pristine_VO (Table 3); m</w:t>
+      </w:r>
+      <w:r>
+        <w:rPr>
+          <w:vertAlign w:val="subscript"/>
+        </w:rPr>
+        <w:t xml:space="preserve">abs</w:t>
+      </w:r>
+      <w:r>
+        <w:t xml:space="preserve"> </w:t>
+      </w:r>
+      <w:r>
+        <w:t xml:space="preserve">of the dual-U and q = +1 runs; the per-atom Bader table (Table S3; the dopant charges are currently derived from the recorded totals); the HSE06 q-grid/ecutfock (Section 2.8); wall times (Table S6).</w:t>
+      </w:r>
+    </w:p>
+    <w:bookmarkEnd w:id="23"/>
+    <w:bookmarkStart w:id="24" w:name="X3809fcd67d5b4e3346eaad3db2a337e0407718a"/>
+    <w:p>
+      <w:pPr>
+        <w:pStyle w:val="Heading2"/>
+      </w:pPr>
+      <w:r>
+        <w:t xml:space="preserve">C. Optional extra calculations (all stated as</w:t>
+      </w:r>
+      <w:r>
+        <w:t xml:space="preserve"> </w:t>
+      </w:r>
+      <w:r>
+        <w:t xml:space="preserve">“</w:t>
+      </w:r>
+      <w:r>
+        <w:t xml:space="preserve">not performed</w:t>
+      </w:r>
+      <w:r>
+        <w:t xml:space="preserve">”</w:t>
+      </w:r>
+      <w:r>
+        <w:t xml:space="preserve"> </w:t>
+      </w:r>
+      <w:r>
+        <w:t xml:space="preserve">in the text)</w:t>
+      </w:r>
+    </w:p>
+    <w:p>
+      <w:pPr>
+        <w:pStyle w:val="FirstParagraph"/>
+      </w:pPr>
+      <w:r>
+        <w:t xml:space="preserve">Inputs are ready in</w:t>
+      </w:r>
+      <w:r>
+        <w:t xml:space="preserve"> </w:t>
+      </w:r>
+      <w:r>
+        <w:rPr>
+          <w:rStyle w:val="VerbatimChar"/>
+        </w:rPr>
+        <w:t xml:space="preserve">revision_calculations/</w:t>
+      </w:r>
+      <w:r>
+        <w:t xml:space="preserve"> </w:t>
+      </w:r>
+      <w:r>
+        <w:t xml:space="preserve">(job numbers in brackets); run</w:t>
+      </w:r>
+      <w:r>
+        <w:t xml:space="preserve"> </w:t>
+      </w:r>
+      <w:r>
+        <w:rPr>
+          <w:rStyle w:val="VerbatimChar"/>
+        </w:rPr>
+        <w:t xml:space="preserve">launch_revision_queue.sh</w:t>
+      </w:r>
+      <w:r>
+        <w:t xml:space="preserve"> </w:t>
+      </w:r>
+      <w:r>
+        <w:t xml:space="preserve">as its README describes and send back the</w:t>
       </w:r>
       <w:r>
         <w:t xml:space="preserve"> </w:t>
@@ -714,78 +934,7 @@
         <w:t xml:space="preserve"> </w:t>
       </w:r>
       <w:r>
-        <w:t xml:space="preserve">files and I will script it).</w:t>
-      </w:r>
-    </w:p>
-    <w:p>
-      <w:pPr>
-        <w:numPr>
-          <w:ilvl w:val="0"/>
-          <w:numId w:val="1001"/>
-        </w:numPr>
-        <w:pStyle w:val="Compact"/>
-      </w:pPr>
-      <w:r>
-        <w:rPr>
-          <w:bCs/>
-          <w:b/>
-        </w:rPr>
-        <w:t xml:space="preserve">Generative-AI declaration</w:t>
-      </w:r>
-      <w:r>
-        <w:t xml:space="preserve"> </w:t>
-      </w:r>
-      <w:r>
-        <w:t xml:space="preserve">— confirm with the journal that figures plotted from your data by AI-assisted plotting scripts are acceptable (Elsevier forbids AI-created or AI-altered images), or regenerate them with your own scripts; adjust the declaration accordingly.</w:t>
-      </w:r>
-    </w:p>
-    <w:p>
-      <w:pPr>
-        <w:numPr>
-          <w:ilvl w:val="0"/>
-          <w:numId w:val="1001"/>
-        </w:numPr>
-        <w:pStyle w:val="Compact"/>
-      </w:pPr>
-      <w:r>
-        <w:rPr>
-          <w:bCs/>
-          <w:b/>
-        </w:rPr>
-        <w:t xml:space="preserve">Indoor-illuminance citation</w:t>
-      </w:r>
-      <w:r>
-        <w:t xml:space="preserve"> </w:t>
-      </w:r>
-      <w:r>
-        <w:t xml:space="preserve">([NEEDS CITATION], Introduction) — put the Pecunia et al. 2021 PDF in your Google Drive so it can be checked, or cite another source you have read.</w:t>
-      </w:r>
-    </w:p>
-    <w:bookmarkEnd w:id="22"/>
-    <w:bookmarkStart w:id="23" w:name="Xcb61008c654475ae19dbd59318eb2568fe79b00"/>
-    <w:p>
-      <w:pPr>
-        <w:pStyle w:val="Heading2"/>
-      </w:pPr>
-      <w:r>
-        <w:t xml:space="preserve">B. One-line facts from your input/output files (needed; about one hour with the files)</w:t>
-      </w:r>
-    </w:p>
-    <w:p>
-      <w:pPr>
-        <w:pStyle w:val="FirstParagraph"/>
-      </w:pPr>
-      <w:r>
-        <w:t xml:space="preserve">Send me the WSL bundle (</w:t>
-      </w:r>
-      <w:r>
-        <w:rPr>
-          <w:rStyle w:val="VerbatimChar"/>
-        </w:rPr>
-        <w:t xml:space="preserve">tio2_needed.tar.gz</w:t>
-      </w:r>
-      <w:r>
-        <w:t xml:space="preserve">) and I can fill all of these myself:</w:t>
+        <w:t xml:space="preserve">files and the analysis output:</w:t>
       </w:r>
     </w:p>
     <w:p>
@@ -797,7 +946,17 @@
         <w:pStyle w:val="Compact"/>
       </w:pPr>
       <w:r>
-        <w:t xml:space="preserve">degauss, starting_magnetization, etot_conv_thr / forc_conv_thr, nosym and any tot_magnetization in the production inputs (Methods 2.4–2.6; Table S10)</w:t>
+        <w:rPr>
+          <w:bCs/>
+          <w:b/>
+        </w:rPr>
+        <w:t xml:space="preserve">recommended, desktop:</w:t>
+      </w:r>
+      <w:r>
+        <w:t xml:space="preserve"> </w:t>
+      </w:r>
+      <w:r>
+        <w:t xml:space="preserve">relaxation of the pristine perfect cell [0]; cut-off 55/70 Ry [1]; Pristine_VO at 2×2×2 [2]; smearing test with −TS [3]; D3 on Pr_perfect, Rb_perfect and O₂ [4]; symmetry-free, O-seeded spin search on the Rb cells [5, then 6 if lower]</w:t>
       </w:r>
     </w:p>
     <w:p>
@@ -809,23 +968,17 @@
         <w:pStyle w:val="Compact"/>
       </w:pPr>
       <w:r>
-        <w:t xml:space="preserve">whether the production</w:t>
-      </w:r>
-      <w:r>
-        <w:t xml:space="preserve"> </w:t>
-      </w:r>
-      <w:r>
         <w:rPr>
           <w:bCs/>
           <w:b/>
         </w:rPr>
-        <w:t xml:space="preserve">Pristine_perfect</w:t>
-      </w:r>
-      <w:r>
-        <w:t xml:space="preserve"> </w:t>
-      </w:r>
-      <w:r>
-        <w:t xml:space="preserve">energy is from a relaxed geometry (Methods 2.6) — if it is not, it must be relaxed and Table 2 updated</w:t>
+        <w:t xml:space="preserve">longer, desktop:</w:t>
+      </w:r>
+      <w:r>
+        <w:t xml:space="preserve"> </w:t>
+      </w:r>
+      <w:r>
+        <w:t xml:space="preserve">dual-U Pr_VO relaxation [7] (a dual-U formation energy also needs a dual-U O₂ reference and the completed dual-U Rb_VO relaxation); re-relaxation of the four doped cells to 0.001 Ry/Bohr [8]</w:t>
       </w:r>
     </w:p>
     <w:p>
@@ -837,7 +990,17 @@
         <w:pStyle w:val="Compact"/>
       </w:pPr>
       <w:r>
-        <w:t xml:space="preserve">k-mesh, cut-off and residual stress of the bulk variable-cell relaxation (Methods 2.3)</w:t>
+        <w:rPr>
+          <w:bCs/>
+          <w:b/>
+        </w:rPr>
+        <w:t xml:space="preserve">HPC only:</w:t>
+      </w:r>
+      <w:r>
+        <w:t xml:space="preserve"> </w:t>
+      </w:r>
+      <w:r>
+        <w:t xml:space="preserve">linear-response U with hp.x [9]; 96-atom supercells [10, cost estimate only]</w:t>
       </w:r>
     </w:p>
     <w:p>
@@ -849,211 +1012,7 @@
         <w:pStyle w:val="Compact"/>
       </w:pPr>
       <w:r>
-        <w:t xml:space="preserve">Pr dataset MD5 checksum and the</w:t>
-      </w:r>
-      <w:r>
-        <w:t xml:space="preserve"> </w:t>
-      </w:r>
-      <w:r>
-        <w:t xml:space="preserve">“</w:t>
-      </w:r>
-      <w:r>
-        <w:t xml:space="preserve">Valence configuration</w:t>
-      </w:r>
-      <w:r>
-        <w:t xml:space="preserve">”</w:t>
-      </w:r>
-      <w:r>
-        <w:t xml:space="preserve"> </w:t>
-      </w:r>
-      <w:r>
-        <w:t xml:space="preserve">block of each UPF header; the suggested cut-offs in the UPF headers (Methods 2.1; Table S7)</w:t>
-      </w:r>
-    </w:p>
-    <w:p>
-      <w:pPr>
-        <w:numPr>
-          <w:ilvl w:val="0"/>
-          <w:numId w:val="1002"/>
-        </w:numPr>
-        <w:pStyle w:val="Compact"/>
-      </w:pPr>
-      <w:r>
-        <w:t xml:space="preserve">Pr_VO final coordinates (Figure 1 panel c, Pr–O distances, Table S8) and confirmation of the removed oxygen</w:t>
-      </w:r>
-    </w:p>
-    <w:p>
-      <w:pPr>
-        <w:numPr>
-          <w:ilvl w:val="0"/>
-          <w:numId w:val="1002"/>
-        </w:numPr>
-        <w:pStyle w:val="Compact"/>
-      </w:pPr>
-      <w:r>
-        <w:t xml:space="preserve">Pristine_VO Fermi energy (Table 3); m</w:t>
-      </w:r>
-      <w:r>
-        <w:rPr>
-          <w:vertAlign w:val="subscript"/>
-        </w:rPr>
-        <w:t xml:space="preserve">abs</w:t>
-      </w:r>
-      <w:r>
-        <w:t xml:space="preserve"> </w:t>
-      </w:r>
-      <w:r>
-        <w:t xml:space="preserve">of Rb_VO at q = +1 (Section 3.5)</w:t>
-      </w:r>
-    </w:p>
-    <w:p>
-      <w:pPr>
-        <w:numPr>
-          <w:ilvl w:val="0"/>
-          <w:numId w:val="1002"/>
-        </w:numPr>
-        <w:pStyle w:val="Compact"/>
-      </w:pPr>
-      <w:r>
-        <w:t xml:space="preserve">dual-U Rb_perfect / Rb_VO energies in Ry, m</w:t>
-      </w:r>
-      <w:r>
-        <w:rPr>
-          <w:vertAlign w:val="subscript"/>
-        </w:rPr>
-        <w:t xml:space="preserve">abs</w:t>
-      </w:r>
-      <w:r>
-        <w:t xml:space="preserve">, and whether the Rb_VO relaxation finished (Section 3.4; Tables S5, S9)</w:t>
-      </w:r>
-    </w:p>
-    <w:p>
-      <w:pPr>
-        <w:numPr>
-          <w:ilvl w:val="0"/>
-          <w:numId w:val="1002"/>
-        </w:numPr>
-        <w:pStyle w:val="Compact"/>
-      </w:pPr>
-      <w:r>
-        <w:t xml:space="preserve">E</w:t>
-      </w:r>
-      <w:r>
-        <w:rPr>
-          <w:vertAlign w:val="subscript"/>
-        </w:rPr>
-        <w:t xml:space="preserve">tot</w:t>
-      </w:r>
-      <w:r>
-        <w:t xml:space="preserve">, m, m</w:t>
-      </w:r>
-      <w:r>
-        <w:rPr>
-          <w:vertAlign w:val="subscript"/>
-        </w:rPr>
-        <w:t xml:space="preserve">abs</w:t>
-      </w:r>
-      <w:r>
-        <w:t xml:space="preserve"> </w:t>
-      </w:r>
-      <w:r>
-        <w:t xml:space="preserve">of the SCF run before the Rb_VO PDOS (Section 3.3)</w:t>
-      </w:r>
-    </w:p>
-    <w:p>
-      <w:pPr>
-        <w:numPr>
-          <w:ilvl w:val="0"/>
-          <w:numId w:val="1002"/>
-        </w:numPr>
-        <w:pStyle w:val="Compact"/>
-      </w:pPr>
-      <w:r>
-        <w:t xml:space="preserve">Bader: re-extract the four dopant/mean populations from ACF.dat, FFT grid, PAW reconstruction (Section 3.7; Table S3)</w:t>
-      </w:r>
-    </w:p>
-    <w:p>
-      <w:pPr>
-        <w:numPr>
-          <w:ilvl w:val="0"/>
-          <w:numId w:val="1002"/>
-        </w:numPr>
-        <w:pStyle w:val="Compact"/>
-      </w:pPr>
-      <w:r>
-        <w:t xml:space="preserve">HSE06 input details (screening parameter, q-grid, ecutfock, pseudopotentials) (Methods 2.8)</w:t>
-      </w:r>
-    </w:p>
-    <w:p>
-      <w:pPr>
-        <w:numPr>
-          <w:ilvl w:val="0"/>
-          <w:numId w:val="1002"/>
-        </w:numPr>
-        <w:pStyle w:val="Compact"/>
-      </w:pPr>
-      <w:r>
-        <w:t xml:space="preserve">smearing (−TS) lines; occupations near E</w:t>
-      </w:r>
-      <w:r>
-        <w:rPr>
-          <w:vertAlign w:val="subscript"/>
-        </w:rPr>
-        <w:t xml:space="preserve">F</w:t>
-      </w:r>
-      <w:r>
-        <w:t xml:space="preserve"> </w:t>
-      </w:r>
-      <w:r>
-        <w:t xml:space="preserve">of Pr_perfect and Pr_VO (Sections 2.4, 3.3)</w:t>
-      </w:r>
-    </w:p>
-    <w:p>
-      <w:pPr>
-        <w:numPr>
-          <w:ilvl w:val="0"/>
-          <w:numId w:val="1002"/>
-        </w:numPr>
-        <w:pStyle w:val="Compact"/>
-      </w:pPr>
-      <w:r>
-        <w:t xml:space="preserve">run 25 identity (the 0.281 eV reference) and output file names for the run manifest (Table S9/S10)</w:t>
-      </w:r>
-    </w:p>
-    <w:bookmarkEnd w:id="23"/>
-    <w:bookmarkStart w:id="24" w:name="Xd9225b1e8755a2b9c1f1bbad24aafb715df527d"/>
-    <w:p>
-      <w:pPr>
-        <w:pStyle w:val="Heading2"/>
-      </w:pPr>
-      <w:r>
-        <w:t xml:space="preserve">C. Optional extra calculations (can instead be stated as limitations)</w:t>
-      </w:r>
-    </w:p>
-    <w:p>
-      <w:pPr>
-        <w:pStyle w:val="FirstParagraph"/>
-      </w:pPr>
-      <w:r>
-        <w:t xml:space="preserve">Each of these is already described as</w:t>
-      </w:r>
-      <w:r>
-        <w:t xml:space="preserve"> </w:t>
-      </w:r>
-      <w:r>
-        <w:t xml:space="preserve">“</w:t>
-      </w:r>
-      <w:r>
-        <w:t xml:space="preserve">not performed</w:t>
-      </w:r>
-      <w:r>
-        <w:t xml:space="preserve">”</w:t>
-      </w:r>
-      <w:r>
-        <w:t xml:space="preserve"> </w:t>
-      </w:r>
-      <w:r>
-        <w:t xml:space="preserve">in Section 5. Inputs for the first group are ready in</w:t>
+        <w:t xml:space="preserve">NSCF rerun with</w:t>
       </w:r>
       <w:r>
         <w:t xml:space="preserve"> </w:t>
@@ -1062,43 +1021,32 @@
         <w:rPr>
           <w:rStyle w:val="VerbatimChar"/>
         </w:rPr>
-        <w:t xml:space="preserve">revision_calculations/</w:t>
-      </w:r>
-      <w:r>
-        <w:t xml:space="preserve"> </w:t>
-      </w:r>
-      <w:r>
-        <w:t xml:space="preserve">(job numbers in brackets); run</w:t>
-      </w:r>
-      <w:r>
-        <w:t xml:space="preserve"> </w:t>
-      </w:r>
-      <w:r>
-        <w:rPr>
-          <w:rStyle w:val="VerbatimChar"/>
-        </w:rPr>
-        <w:t xml:space="preserve">launch_revision_queue.sh</w:t>
-      </w:r>
-      <w:r>
-        <w:t xml:space="preserve"> </w:t>
-      </w:r>
-      <w:r>
-        <w:t xml:space="preserve">as its README describes and send back the</w:t>
-      </w:r>
-      <w:r>
-        <w:t xml:space="preserve"> </w:t>
-      </w:r>
-      <w:r>
-        <w:rPr>
-          <w:rStyle w:val="VerbatimChar"/>
-        </w:rPr>
-        <w:t xml:space="preserve">.out</w:t>
-      </w:r>
-      <w:r>
-        <w:t xml:space="preserve"> </w:t>
-      </w:r>
-      <w:r>
-        <w:t xml:space="preserve">files and the analysis output. If you do not run a calculation, delete the corresponding note (or ask me to convert all of them to plain statements in one pass):</w:t>
+        <w:t xml:space="preserve">diago_full_acc = .true.</w:t>
+      </w:r>
+      <w:r>
+        <w:t xml:space="preserve">; Rb_VO spin-density isosurface (optional Figure S4)</w:t>
+      </w:r>
+    </w:p>
+    <w:bookmarkEnd w:id="24"/>
+    <w:bookmarkStart w:id="25" w:name="before-you-press-submit"/>
+    <w:p>
+      <w:pPr>
+        <w:pStyle w:val="Heading2"/>
+      </w:pPr>
+      <w:r>
+        <w:t xml:space="preserve">Before you press</w:t>
+      </w:r>
+      <w:r>
+        <w:t xml:space="preserve"> </w:t>
+      </w:r>
+      <w:r>
+        <w:t xml:space="preserve">“</w:t>
+      </w:r>
+      <w:r>
+        <w:t xml:space="preserve">submit</w:t>
+      </w:r>
+      <w:r>
+        <w:t xml:space="preserve">”</w:t>
       </w:r>
     </w:p>
     <w:p>
@@ -1110,17 +1058,37 @@
         <w:pStyle w:val="Compact"/>
       </w:pPr>
       <w:r>
+        <w:t xml:space="preserve">Search both Word files for</w:t>
+      </w:r>
+      <w:r>
+        <w:t xml:space="preserve"> </w:t>
+      </w:r>
+      <w:r>
         <w:rPr>
-          <w:bCs/>
-          <w:b/>
+          <w:rStyle w:val="VerbatimChar"/>
         </w:rPr>
-        <w:t xml:space="preserve">recommended, desktop:</w:t>
-      </w:r>
-      <w:r>
-        <w:t xml:space="preserve"> </w:t>
-      </w:r>
-      <w:r>
-        <w:t xml:space="preserve">cut-off 55/70 Ry [1]; Pristine_VO at 2×2×2 [2]; smearing test with −TS [3]; D3 on Pr_perfect, Rb_perfect and O₂ [4]; symmetry-free, O-seeded spin search on the Rb cells [5, then 6 if lower]</w:t>
+        <w:t xml:space="preserve">AUTHOR ACTION</w:t>
+      </w:r>
+      <w:r>
+        <w:t xml:space="preserve"> </w:t>
+      </w:r>
+      <w:r>
+        <w:t xml:space="preserve">— the count must be zero (only the Funding placeholder remains;</w:t>
+      </w:r>
+      <w:r>
+        <w:t xml:space="preserve"> </w:t>
+      </w:r>
+      <w:r>
+        <w:rPr>
+          <w:rStyle w:val="VerbatimChar"/>
+        </w:rPr>
+        <w:t xml:space="preserve">tools_package.sh</w:t>
+      </w:r>
+      <w:r>
+        <w:t xml:space="preserve"> </w:t>
+      </w:r>
+      <w:r>
+        <w:t xml:space="preserve">prints the count).</w:t>
       </w:r>
     </w:p>
     <w:p>
@@ -1132,17 +1100,7 @@
         <w:pStyle w:val="Compact"/>
       </w:pPr>
       <w:r>
-        <w:rPr>
-          <w:bCs/>
-          <w:b/>
-        </w:rPr>
-        <w:t xml:space="preserve">longer, desktop:</w:t>
-      </w:r>
-      <w:r>
-        <w:t xml:space="preserve"> </w:t>
-      </w:r>
-      <w:r>
-        <w:t xml:space="preserve">dual-U Pr_VO relaxation [7] (the most valuable addition; a dual-U formation energy also needs a dual-U O₂ reference and the completed dual-U Rb_VO relaxation); re-relaxation of the four doped cells to 0.001 Ry/Bohr [8]</w:t>
+        <w:t xml:space="preserve">Check author names, affiliations and the corresponding-author e-mail on the title page.</w:t>
       </w:r>
     </w:p>
     <w:p>
@@ -1154,17 +1112,7 @@
         <w:pStyle w:val="Compact"/>
       </w:pPr>
       <w:r>
-        <w:rPr>
-          <w:bCs/>
-          <w:b/>
-        </w:rPr>
-        <w:t xml:space="preserve">HPC only:</w:t>
-      </w:r>
-      <w:r>
-        <w:t xml:space="preserve"> </w:t>
-      </w:r>
-      <w:r>
-        <w:t xml:space="preserve">linear-response U(Ti-3d) and U(O-2p) with hp.x [9]; 96-atom 2×2×2 supercells [10, cost estimate only]</w:t>
+        <w:t xml:space="preserve">Suggested reviewers (optional in Editorial Manager): choose researchers you have cited but not co-authored with.</w:t>
       </w:r>
     </w:p>
     <w:p>
@@ -1172,139 +1120,6 @@
         <w:numPr>
           <w:ilvl w:val="0"/>
           <w:numId w:val="1003"/>
-        </w:numPr>
-        <w:pStyle w:val="Compact"/>
-      </w:pPr>
-      <w:r>
-        <w:t xml:space="preserve">NSCF rerun with</w:t>
-      </w:r>
-      <w:r>
-        <w:t xml:space="preserve"> </w:t>
-      </w:r>
-      <w:r>
-        <w:rPr>
-          <w:rStyle w:val="VerbatimChar"/>
-        </w:rPr>
-        <w:t xml:space="preserve">diago_full_acc = .true.</w:t>
-      </w:r>
-    </w:p>
-    <w:p>
-      <w:pPr>
-        <w:numPr>
-          <w:ilvl w:val="0"/>
-          <w:numId w:val="1003"/>
-        </w:numPr>
-        <w:pStyle w:val="Compact"/>
-      </w:pPr>
-      <w:r>
-        <w:t xml:space="preserve">two extra Rb vacancy sites; core-level alignment of Fermi energies; HSE06 band gaps</w:t>
-      </w:r>
-    </w:p>
-    <w:p>
-      <w:pPr>
-        <w:numPr>
-          <w:ilvl w:val="0"/>
-          <w:numId w:val="1003"/>
-        </w:numPr>
-        <w:pStyle w:val="Compact"/>
-      </w:pPr>
-      <w:r>
-        <w:t xml:space="preserve">Rb_VO spin-density isosurface (optional Figure S4); reading literature V_O values from figures of Arrigoni &amp; Madsen / Boonchun et al.</w:t>
-      </w:r>
-    </w:p>
-    <w:bookmarkEnd w:id="24"/>
-    <w:bookmarkStart w:id="25" w:name="before-you-press-submit"/>
-    <w:p>
-      <w:pPr>
-        <w:pStyle w:val="Heading2"/>
-      </w:pPr>
-      <w:r>
-        <w:t xml:space="preserve">Before you press</w:t>
-      </w:r>
-      <w:r>
-        <w:t xml:space="preserve"> </w:t>
-      </w:r>
-      <w:r>
-        <w:t xml:space="preserve">“</w:t>
-      </w:r>
-      <w:r>
-        <w:t xml:space="preserve">submit</w:t>
-      </w:r>
-      <w:r>
-        <w:t xml:space="preserve">”</w:t>
-      </w:r>
-    </w:p>
-    <w:p>
-      <w:pPr>
-        <w:numPr>
-          <w:ilvl w:val="0"/>
-          <w:numId w:val="1004"/>
-        </w:numPr>
-        <w:pStyle w:val="Compact"/>
-      </w:pPr>
-      <w:r>
-        <w:t xml:space="preserve">Search both Word files for</w:t>
-      </w:r>
-      <w:r>
-        <w:t xml:space="preserve"> </w:t>
-      </w:r>
-      <w:r>
-        <w:rPr>
-          <w:rStyle w:val="VerbatimChar"/>
-        </w:rPr>
-        <w:t xml:space="preserve">AUTHOR ACTION</w:t>
-      </w:r>
-      <w:r>
-        <w:t xml:space="preserve"> </w:t>
-      </w:r>
-      <w:r>
-        <w:t xml:space="preserve">and</w:t>
-      </w:r>
-      <w:r>
-        <w:t xml:space="preserve"> </w:t>
-      </w:r>
-      <w:r>
-        <w:rPr>
-          <w:rStyle w:val="VerbatimChar"/>
-        </w:rPr>
-        <w:t xml:space="preserve">NEEDS CITATION</w:t>
-      </w:r>
-      <w:r>
-        <w:t xml:space="preserve"> </w:t>
-      </w:r>
-      <w:r>
-        <w:t xml:space="preserve">— the count must be zero.</w:t>
-      </w:r>
-    </w:p>
-    <w:p>
-      <w:pPr>
-        <w:numPr>
-          <w:ilvl w:val="0"/>
-          <w:numId w:val="1004"/>
-        </w:numPr>
-        <w:pStyle w:val="Compact"/>
-      </w:pPr>
-      <w:r>
-        <w:t xml:space="preserve">Check author names, affiliations and the corresponding-author e-mail on the title page.</w:t>
-      </w:r>
-    </w:p>
-    <w:p>
-      <w:pPr>
-        <w:numPr>
-          <w:ilvl w:val="0"/>
-          <w:numId w:val="1004"/>
-        </w:numPr>
-        <w:pStyle w:val="Compact"/>
-      </w:pPr>
-      <w:r>
-        <w:t xml:space="preserve">Suggested reviewers (optional in Editorial Manager): choose researchers you have cited but not co-authored with.</w:t>
-      </w:r>
-    </w:p>
-    <w:p>
-      <w:pPr>
-        <w:numPr>
-          <w:ilvl w:val="0"/>
-          <w:numId w:val="1004"/>
         </w:numPr>
         <w:pStyle w:val="Compact"/>
       </w:pPr>
@@ -1649,9 +1464,6 @@
     <w:abstractNumId w:val="991"/>
   </w:num>
   <w:num w:numId="1003">
-    <w:abstractNumId w:val="991"/>
-  </w:num>
-  <w:num w:numId="1004">
     <w:abstractNumId w:val="991"/>
   </w:num>
 </w:numbering>

--- a/DFT_paper_revision/SUBMISSION_PACKAGE/00_READ_ME_FIRST.docx
+++ b/DFT_paper_revision/SUBMISSION_PACKAGE/00_READ_ME_FIRST.docx
@@ -60,13 +60,13 @@
         <w:t xml:space="preserve">(PR #5)</w:t>
       </w:r>
     </w:p>
-    <w:bookmarkStart w:id="20" w:name="X66153879d29958bb8983b121f31ab4667369a87"/>
+    <w:bookmarkStart w:id="20" w:name="status-ready-to-upload"/>
     <w:p>
       <w:pPr>
         <w:pStyle w:val="Heading2"/>
       </w:pPr>
       <w:r>
-        <w:t xml:space="preserve">Status: ready to upload once the Funding statement is written</w:t>
+        <w:t xml:space="preserve">Status: ready to upload</w:t>
       </w:r>
     </w:p>
     <w:p>
@@ -74,23 +74,7 @@
         <w:pStyle w:val="FirstParagraph"/>
       </w:pPr>
       <w:r>
-        <w:t xml:space="preserve">Every [AUTHOR ACTION] note has been resolved except one: the</w:t>
-      </w:r>
-      <w:r>
-        <w:t xml:space="preserve"> </w:t>
-      </w:r>
-      <w:r>
-        <w:rPr>
-          <w:bCs/>
-          <w:b/>
-        </w:rPr>
-        <w:t xml:space="preserve">Funding</w:t>
-      </w:r>
-      <w:r>
-        <w:t xml:space="preserve"> </w:t>
-      </w:r>
-      <w:r>
-        <w:t xml:space="preserve">section of the manuscript still holds a bracketed placeholder that only the authors can fill (grant numbers, or Elsevier’s standard sentence</w:t>
+        <w:t xml:space="preserve">Every [AUTHOR ACTION] note has been resolved. The Funding section reads</w:t>
       </w:r>
       <w:r>
         <w:t xml:space="preserve"> </w:t>
@@ -99,13 +83,10 @@
         <w:t xml:space="preserve">“</w:t>
       </w:r>
       <w:r>
-        <w:t xml:space="preserve">This research did not receive any specific grant from funding agencies in the public, commercial, or not-for-profit sectors.</w:t>
+        <w:t xml:space="preserve">This work was supported by the Universiti Malaya Research Grant [grant number RU004-2025H].</w:t>
       </w:r>
       <w:r>
         <w:t xml:space="preserve">”</w:t>
-      </w:r>
-      <w:r>
-        <w:t xml:space="preserve">).</w:t>
       </w:r>
       <w:r>
         <w:t xml:space="preserve"> </w:t>
@@ -120,7 +101,7 @@
         <w:t xml:space="preserve"> </w:t>
       </w:r>
       <w:r>
-        <w:t xml:space="preserve">prints the number of markers left in both Word files; it must read 0 before upload. The internal</w:t>
+        <w:t xml:space="preserve">reports 0 markers in both Word files. The internal</w:t>
       </w:r>
       <w:r>
         <w:t xml:space="preserve"> </w:t>
@@ -634,13 +615,13 @@
       </w:tr>
     </w:tbl>
     <w:bookmarkEnd w:id="21"/>
-    <w:bookmarkStart w:id="22" w:name="a.-the-one-required-item"/>
+    <w:bookmarkStart w:id="22" w:name="a.-optional-before-upload"/>
     <w:p>
       <w:pPr>
         <w:pStyle w:val="Heading2"/>
       </w:pPr>
       <w:r>
-        <w:t xml:space="preserve">A. The one required item</w:t>
+        <w:t xml:space="preserve">A. Optional before upload</w:t>
       </w:r>
     </w:p>
     <w:p>
@@ -656,54 +637,6 @@
           <w:bCs/>
           <w:b/>
         </w:rPr>
-        <w:t xml:space="preserve">Funding statement</w:t>
-      </w:r>
-      <w:r>
-        <w:t xml:space="preserve"> </w:t>
-      </w:r>
-      <w:r>
-        <w:t xml:space="preserve">— replace the bracket in the Funding section with grant numbers, or with the standard</w:t>
-      </w:r>
-      <w:r>
-        <w:t xml:space="preserve"> </w:t>
-      </w:r>
-      <w:r>
-        <w:t xml:space="preserve">“</w:t>
-      </w:r>
-      <w:r>
-        <w:t xml:space="preserve">did not receive any specific grant</w:t>
-      </w:r>
-      <w:r>
-        <w:t xml:space="preserve">”</w:t>
-      </w:r>
-      <w:r>
-        <w:t xml:space="preserve"> </w:t>
-      </w:r>
-      <w:r>
-        <w:t xml:space="preserve">sentence.</w:t>
-      </w:r>
-    </w:p>
-    <w:p>
-      <w:pPr>
-        <w:pStyle w:val="FirstParagraph"/>
-      </w:pPr>
-      <w:r>
-        <w:t xml:space="preserve">Optional before upload:</w:t>
-      </w:r>
-      <w:r>
-        <w:t xml:space="preserve"> </w:t>
-      </w:r>
-      <w:r>
-        <w:t xml:space="preserve">-</w:t>
-      </w:r>
-      <w:r>
-        <w:t xml:space="preserve"> </w:t>
-      </w:r>
-      <w:r>
-        <w:rPr>
-          <w:bCs/>
-          <w:b/>
-        </w:rPr>
         <w:t xml:space="preserve">Zenodo deposit.</w:t>
       </w:r>
       <w:r>
@@ -712,15 +645,15 @@
       <w:r>
         <w:t xml:space="preserve">The Data availability statement now says the files are available on request and will be deposited with a DOI on acceptance. If you deposit folder 07 (plus your QE inputs/outputs, pseudopotentials and ACF.dat files) before submission, replace that sentence with the DOI.</w:t>
       </w:r>
-      <w:r>
-        <w:t xml:space="preserve"> </w:t>
-      </w:r>
-      <w:r>
-        <w:t xml:space="preserve">-</w:t>
-      </w:r>
-      <w:r>
-        <w:t xml:space="preserve"> </w:t>
-      </w:r>
+    </w:p>
+    <w:p>
+      <w:pPr>
+        <w:numPr>
+          <w:ilvl w:val="0"/>
+          <w:numId w:val="1001"/>
+        </w:numPr>
+        <w:pStyle w:val="Compact"/>
+      </w:pPr>
       <w:r>
         <w:rPr>
           <w:bCs/>
@@ -734,15 +667,15 @@
       <w:r>
         <w:t xml:space="preserve">It now states the facts (text editing, consistency checks, Python plotting scripts; no image generated or altered). Elsevier’s policy on AI-assisted figure scripts is not explicit; asking the editorial office is prudent but not required.</w:t>
       </w:r>
-      <w:r>
-        <w:t xml:space="preserve"> </w:t>
-      </w:r>
-      <w:r>
-        <w:t xml:space="preserve">-</w:t>
-      </w:r>
-      <w:r>
-        <w:t xml:space="preserve"> </w:t>
-      </w:r>
+    </w:p>
+    <w:p>
+      <w:pPr>
+        <w:numPr>
+          <w:ilvl w:val="0"/>
+          <w:numId w:val="1001"/>
+        </w:numPr>
+        <w:pStyle w:val="Compact"/>
+      </w:pPr>
       <w:r>
         <w:rPr>
           <w:bCs/>
@@ -1058,7 +991,16 @@
         <w:pStyle w:val="Compact"/>
       </w:pPr>
       <w:r>
-        <w:t xml:space="preserve">Search both Word files for</w:t>
+        <w:rPr>
+          <w:rStyle w:val="VerbatimChar"/>
+        </w:rPr>
+        <w:t xml:space="preserve">tools_package.sh</w:t>
+      </w:r>
+      <w:r>
+        <w:t xml:space="preserve"> </w:t>
+      </w:r>
+      <w:r>
+        <w:t xml:space="preserve">reports 0</w:t>
       </w:r>
       <w:r>
         <w:t xml:space="preserve"> </w:t>
@@ -1073,22 +1015,7 @@
         <w:t xml:space="preserve"> </w:t>
       </w:r>
       <w:r>
-        <w:t xml:space="preserve">— the count must be zero (only the Funding placeholder remains;</w:t>
-      </w:r>
-      <w:r>
-        <w:t xml:space="preserve"> </w:t>
-      </w:r>
-      <w:r>
-        <w:rPr>
-          <w:rStyle w:val="VerbatimChar"/>
-        </w:rPr>
-        <w:t xml:space="preserve">tools_package.sh</w:t>
-      </w:r>
-      <w:r>
-        <w:t xml:space="preserve"> </w:t>
-      </w:r>
-      <w:r>
-        <w:t xml:space="preserve">prints the count).</w:t>
+        <w:t xml:space="preserve">markers in both Word files; if you edit the sources again, re-run it and check that line.</w:t>
       </w:r>
     </w:p>
     <w:p>
@@ -1266,91 +1193,6 @@
       </w:pPr>
     </w:lvl>
   </w:abstractNum>
-  <w:abstractNum w:abstractNumId="99411">
-    <w:nsid w:val="A99411"/>
-    <w:multiLevelType w:val="multilevel"/>
-    <w:lvl w:ilvl="0">
-      <w:start w:val="1"/>
-      <w:numFmt w:val="decimal"/>
-      <w:lvlText w:val="%1."/>
-      <w:lvlJc w:val="left"/>
-      <w:pPr>
-        <w:ind w:left="720" w:hanging="480"/>
-      </w:pPr>
-    </w:lvl>
-    <w:lvl w:ilvl="1">
-      <w:start w:val="1"/>
-      <w:numFmt w:val="decimal"/>
-      <w:lvlText w:val="%2."/>
-      <w:lvlJc w:val="left"/>
-      <w:pPr>
-        <w:ind w:left="1440" w:hanging="480"/>
-      </w:pPr>
-    </w:lvl>
-    <w:lvl w:ilvl="2">
-      <w:start w:val="1"/>
-      <w:numFmt w:val="decimal"/>
-      <w:lvlText w:val="%3."/>
-      <w:lvlJc w:val="left"/>
-      <w:pPr>
-        <w:ind w:left="2160" w:hanging="480"/>
-      </w:pPr>
-    </w:lvl>
-    <w:lvl w:ilvl="3">
-      <w:start w:val="1"/>
-      <w:numFmt w:val="decimal"/>
-      <w:lvlText w:val="%4."/>
-      <w:lvlJc w:val="left"/>
-      <w:pPr>
-        <w:ind w:left="2880" w:hanging="480"/>
-      </w:pPr>
-    </w:lvl>
-    <w:lvl w:ilvl="4">
-      <w:start w:val="1"/>
-      <w:numFmt w:val="decimal"/>
-      <w:lvlText w:val="%5."/>
-      <w:lvlJc w:val="left"/>
-      <w:pPr>
-        <w:ind w:left="3600" w:hanging="480"/>
-      </w:pPr>
-    </w:lvl>
-    <w:lvl w:ilvl="5">
-      <w:start w:val="1"/>
-      <w:numFmt w:val="decimal"/>
-      <w:lvlText w:val="%6."/>
-      <w:lvlJc w:val="left"/>
-      <w:pPr>
-        <w:ind w:left="4320" w:hanging="480"/>
-      </w:pPr>
-    </w:lvl>
-    <w:lvl w:ilvl="6">
-      <w:start w:val="1"/>
-      <w:numFmt w:val="decimal"/>
-      <w:lvlText w:val="%7."/>
-      <w:lvlJc w:val="left"/>
-      <w:pPr>
-        <w:ind w:left="5040" w:hanging="480"/>
-      </w:pPr>
-    </w:lvl>
-    <w:lvl w:ilvl="7">
-      <w:start w:val="1"/>
-      <w:numFmt w:val="decimal"/>
-      <w:lvlText w:val="%8."/>
-      <w:lvlJc w:val="left"/>
-      <w:pPr>
-        <w:ind w:left="5760" w:hanging="480"/>
-      </w:pPr>
-    </w:lvl>
-    <w:lvl w:ilvl="8">
-      <w:start w:val="1"/>
-      <w:numFmt w:val="decimal"/>
-      <w:lvlText w:val="%9."/>
-      <w:lvlJc w:val="left"/>
-      <w:pPr>
-        <w:ind w:left="6480" w:hanging="480"/>
-      </w:pPr>
-    </w:lvl>
-  </w:abstractNum>
   <w:abstractNum w:abstractNumId="991">
     <w:nsid w:val="A991"/>
     <w:multiLevelType w:val="multilevel"/>
@@ -1431,34 +1273,7 @@
     <w:abstractNumId w:val="990"/>
   </w:num>
   <w:num w:numId="1001">
-    <w:abstractNumId w:val="99411"/>
-    <w:lvlOverride w:ilvl="0">
-      <w:startOverride w:val="1"/>
-    </w:lvlOverride>
-    <w:lvlOverride w:ilvl="1">
-      <w:startOverride w:val="1"/>
-    </w:lvlOverride>
-    <w:lvlOverride w:ilvl="2">
-      <w:startOverride w:val="1"/>
-    </w:lvlOverride>
-    <w:lvlOverride w:ilvl="3">
-      <w:startOverride w:val="1"/>
-    </w:lvlOverride>
-    <w:lvlOverride w:ilvl="4">
-      <w:startOverride w:val="1"/>
-    </w:lvlOverride>
-    <w:lvlOverride w:ilvl="5">
-      <w:startOverride w:val="1"/>
-    </w:lvlOverride>
-    <w:lvlOverride w:ilvl="6">
-      <w:startOverride w:val="1"/>
-    </w:lvlOverride>
-    <w:lvlOverride w:ilvl="7">
-      <w:startOverride w:val="1"/>
-    </w:lvlOverride>
-    <w:lvlOverride w:ilvl="8">
-      <w:startOverride w:val="1"/>
-    </w:lvlOverride>
+    <w:abstractNumId w:val="991"/>
   </w:num>
   <w:num w:numId="1002">
     <w:abstractNumId w:val="991"/>

--- a/DFT_paper_revision/SUBMISSION_PACKAGE/00_READ_ME_FIRST.docx
+++ b/DFT_paper_revision/SUBMISSION_PACKAGE/00_READ_ME_FIRST.docx
@@ -42,7 +42,7 @@
         <w:t xml:space="preserve"> </w:t>
       </w:r>
       <w:r>
-        <w:t xml:space="preserve">4 October 2026 (round 5), from branch</w:t>
+        <w:t xml:space="preserve">13 October 2026 (round 5, final checks), from branch</w:t>
       </w:r>
       <w:r>
         <w:t xml:space="preserve"> </w:t>
@@ -101,7 +101,7 @@
         <w:t xml:space="preserve"> </w:t>
       </w:r>
       <w:r>
-        <w:t xml:space="preserve">reports 0 markers in both Word files. The internal</w:t>
+        <w:t xml:space="preserve">reports 0 markers in the cover letter, manuscript, highlights and SI. The internal</w:t>
       </w:r>
       <w:r>
         <w:t xml:space="preserve"> </w:t>
@@ -345,7 +345,7 @@
               <w:jc w:val="left"/>
             </w:pPr>
             <w:r>
-              <w:t xml:space="preserve">Title page, abstract (248 words), text, tables, figure captions, references (50).</w:t>
+              <w:t xml:space="preserve">Title page, abstract (250 words, counted as Word counts), text, tables, figure captions, references (50).</w:t>
             </w:r>
             <w:r>
               <w:t xml:space="preserve"> </w:t>
@@ -1015,7 +1015,7 @@
         <w:t xml:space="preserve"> </w:t>
       </w:r>
       <w:r>
-        <w:t xml:space="preserve">markers in both Word files; if you edit the sources again, re-run it and check that line.</w:t>
+        <w:t xml:space="preserve">markers in the cover letter, manuscript, highlights and SI; if you edit the sources again, re-run it and check those lines.</w:t>
       </w:r>
     </w:p>
     <w:p>
@@ -1039,7 +1039,17 @@
         <w:pStyle w:val="Compact"/>
       </w:pPr>
       <w:r>
-        <w:t xml:space="preserve">Suggested reviewers (optional in Editorial Manager): choose researchers you have cited but not co-authored with.</w:t>
+        <w:rPr>
+          <w:bCs/>
+          <w:b/>
+        </w:rPr>
+        <w:t xml:space="preserve">Suggested reviewers:</w:t>
+      </w:r>
+      <w:r>
+        <w:t xml:space="preserve"> </w:t>
+      </w:r>
+      <w:r>
+        <w:t xml:space="preserve">the cover letter says they are listed in the submission system, so enter 3–5 in Editorial Manager (researchers you cite on DFT+U defects in TiO₂ or alkali/rare-earth doping of oxides; none from Universiti Malaya or recent co-authors).</w:t>
       </w:r>
     </w:p>
     <w:p>
